--- a/output/brydes/brydes_IPITable.docx
+++ b/output/brydes/brydes_IPITable.docx
@@ -252,7 +252,7 @@
                 <w:rFonts w:ascii="Calibri" w:hAnsi="Calibri"/>
                 <w:sz w:val="20"/>
               </w:rPr>
-              <w:t xml:space="default">14.56 - 28.2134</w:t>
+              <w:t xml:space="default">14.56 - 28.22</w:t>
             </w:r>
           </w:p>
         </w:tc>
@@ -502,7 +502,7 @@
                 <w:rFonts w:ascii="Calibri" w:hAnsi="Calibri"/>
                 <w:sz w:val="20"/>
               </w:rPr>
-              <w:t xml:space="default">14.2933 - 28.3733</w:t>
+              <w:t xml:space="default">14.29 - 28.37</w:t>
             </w:r>
           </w:p>
         </w:tc>
@@ -627,7 +627,7 @@
                 <w:rFonts w:ascii="Calibri" w:hAnsi="Calibri"/>
                 <w:sz w:val="20"/>
               </w:rPr>
-              <w:t xml:space="default">2.3281 - 29.9552</w:t>
+              <w:t xml:space="default">2.33 - 29.95</w:t>
             </w:r>
           </w:p>
         </w:tc>
@@ -752,7 +752,7 @@
                 <w:rFonts w:ascii="Calibri" w:hAnsi="Calibri"/>
                 <w:sz w:val="20"/>
               </w:rPr>
-              <w:t xml:space="default">15.6266 - 29.9734</w:t>
+              <w:t xml:space="default">15.62 - 29.98</w:t>
             </w:r>
           </w:p>
         </w:tc>

--- a/output/brydes/brydes_IPITable.docx
+++ b/output/brydes/brydes_IPITable.docx
@@ -252,7 +252,7 @@
                 <w:rFonts w:ascii="Calibri" w:hAnsi="Calibri"/>
                 <w:sz w:val="20"/>
               </w:rPr>
-              <w:t xml:space="default">14.56 - 28.22</w:t>
+              <w:t xml:space="default">14.6 - 28.2</w:t>
             </w:r>
           </w:p>
         </w:tc>
@@ -353,31 +353,31 @@
                 <w:rFonts w:ascii="Calibri" w:hAnsi="Calibri"/>
                 <w:sz w:val="20"/>
               </w:rPr>
-              <w:t xml:space="default">24.5</w:t>
-            </w:r>
-          </w:p>
-        </w:tc>
-        <w:tc>
-          <w:tcPr>
-            <w:tcBorders>
-              <w:top w:val="single" w:space="0" w:color="D3D3D3"/>
-              <w:bottom w:val="single" w:space="0" w:color="D3D3D3"/>
-              <w:start w:val="single" w:space="0" w:color="D3D3D3"/>
-              <w:end w:val="single" w:space="0" w:color="D3D3D3"/>
-            </w:tcBorders>
-          </w:tcPr>
-          <w:p>
-            <w:pPr>
-              <w:spacing w:before="0" w:after="60"/>
-              <w:keepNext/>
-              <w:jc w:val="center"/>
-            </w:pPr>
-            <w:r>
-              <w:rPr>
-                <w:rFonts w:ascii="Calibri" w:hAnsi="Calibri"/>
-                <w:sz w:val="20"/>
-              </w:rPr>
-              <w:t xml:space="default">18.88 - 26.88</w:t>
+              <w:t xml:space="default">24.6</w:t>
+            </w:r>
+          </w:p>
+        </w:tc>
+        <w:tc>
+          <w:tcPr>
+            <w:tcBorders>
+              <w:top w:val="single" w:space="0" w:color="D3D3D3"/>
+              <w:bottom w:val="single" w:space="0" w:color="D3D3D3"/>
+              <w:start w:val="single" w:space="0" w:color="D3D3D3"/>
+              <w:end w:val="single" w:space="0" w:color="D3D3D3"/>
+            </w:tcBorders>
+          </w:tcPr>
+          <w:p>
+            <w:pPr>
+              <w:spacing w:before="0" w:after="60"/>
+              <w:keepNext/>
+              <w:jc w:val="center"/>
+            </w:pPr>
+            <w:r>
+              <w:rPr>
+                <w:rFonts w:ascii="Calibri" w:hAnsi="Calibri"/>
+                <w:sz w:val="20"/>
+              </w:rPr>
+              <w:t xml:space="default">18.9 - 26.9</w:t>
             </w:r>
           </w:p>
         </w:tc>
@@ -502,7 +502,7 @@
                 <w:rFonts w:ascii="Calibri" w:hAnsi="Calibri"/>
                 <w:sz w:val="20"/>
               </w:rPr>
-              <w:t xml:space="default">14.29 - 28.37</w:t>
+              <w:t xml:space="default">14.3 - 28.3</w:t>
             </w:r>
           </w:p>
         </w:tc>
@@ -579,7 +579,7 @@
                 <w:rFonts w:ascii="Calibri" w:hAnsi="Calibri"/>
                 <w:sz w:val="20"/>
               </w:rPr>
-              <w:t xml:space="default">15.3</w:t>
+              <w:t xml:space="default">15.4</w:t>
             </w:r>
           </w:p>
         </w:tc>
@@ -627,7 +627,7 @@
                 <w:rFonts w:ascii="Calibri" w:hAnsi="Calibri"/>
                 <w:sz w:val="20"/>
               </w:rPr>
-              <w:t xml:space="default">2.33 - 29.95</w:t>
+              <w:t xml:space="default">2.3 - 29.9</w:t>
             </w:r>
           </w:p>
         </w:tc>
@@ -752,7 +752,7 @@
                 <w:rFonts w:ascii="Calibri" w:hAnsi="Calibri"/>
                 <w:sz w:val="20"/>
               </w:rPr>
-              <w:t xml:space="default">15.62 - 29.98</w:t>
+              <w:t xml:space="default">15.6 - 30</w:t>
             </w:r>
           </w:p>
         </w:tc>
